--- a/laravel-app/database/data/internship/handbooks/cloud_computing/Beyond_Cloud_Internship_Day_172_Student_Handbook.docx
+++ b/laravel-app/database/data/internship/handbooks/cloud_computing/Beyond_Cloud_Internship_Day_172_Student_Handbook.docx
@@ -38,7 +38,7 @@
           <w:color w:val="1E293B"/>
           <w:sz w:val="28"/>
         </w:rPr>
-        <w:t>Hybrid Rural-Office Architecture</w:t>
+        <w:t>Capstone Requirements and Acceptance Criteria</w:t>
       </w:r>
     </w:p>
     <w:p>
@@ -50,7 +50,7 @@
           <w:b w:val="0"/>
           <w:sz w:val="22"/>
         </w:rPr>
-        <w:t>Troubleshoot. Full student study guide and practical laboratory manual for Beyond Enterprise interns.</w:t>
+        <w:t>Concept development. Full student study guide and practical laboratory manual for Beyond Enterprise interns.</w:t>
       </w:r>
     </w:p>
     <w:tbl>
@@ -141,7 +141,7 @@
               <w:rPr>
                 <w:sz w:val="18"/>
               </w:rPr>
-              <w:t>Troubleshoot</w:t>
+              <w:t>Concept development</w:t>
             </w:r>
           </w:p>
         </w:tc>
@@ -154,7 +154,7 @@
               <w:rPr>
                 <w:sz w:val="18"/>
               </w:rPr>
-              <w:t>advanced</w:t>
+              <w:t>capstone</w:t>
             </w:r>
           </w:p>
         </w:tc>
@@ -167,7 +167,7 @@
               <w:rPr>
                 <w:sz w:val="18"/>
               </w:rPr>
-              <w:t>8 hours</w:t>
+              <w:t>8.0 hours</w:t>
             </w:r>
           </w:p>
         </w:tc>
@@ -180,7 +180,7 @@
               <w:rPr>
                 <w:sz w:val="18"/>
               </w:rPr>
-              <w:t>VirtualBox, Docker, GitHub, free tiers or local cloud emulators</w:t>
+              <w:t>Git, Docker, Terraform/OpenTofu, Ansible, Kubernetes local cluster, CI/CD and observabilit</w:t>
             </w:r>
           </w:p>
         </w:tc>
@@ -198,7 +198,7 @@
           <w:color w:val="0B3F90"/>
           <w:sz w:val="20"/>
         </w:rPr>
-        <w:t>Day 172 objective  Complete the troubleshoot for Hybrid Rural-Office Architecture: Apply hybrid rural-office architecture safely and explain the result in a professional technical report.</w:t>
+        <w:t>Day 172 objective  Complete the concept development for Capstone Requirements and Acceptance Criteria: Define functional, operational, security, cost, recovery, and evidence requirements.</w:t>
       </w:r>
     </w:p>
     <w:p>
@@ -270,7 +270,7 @@
           <w:b w:val="0"/>
           <w:sz w:val="22"/>
         </w:rPr>
-        <w:t>Submit: Fault table with symptom, test, cause and fix; before/after screenshots or photos; final verification..</w:t>
+        <w:t>Submit: Setup evidence, completed lab artifact, independent verification, cost/cleanup record, safety check, and short technical report..</w:t>
       </w:r>
     </w:p>
     <w:p>
@@ -364,7 +364,7 @@
               <w:rPr>
                 <w:sz w:val="18"/>
               </w:rPr>
-              <w:t>0:00–0:25</w:t>
+              <w:t>0:00–0:30</w:t>
             </w:r>
           </w:p>
         </w:tc>
@@ -377,7 +377,7 @@
               <w:rPr>
                 <w:sz w:val="18"/>
               </w:rPr>
-              <w:t>Confirm healthy baseline</w:t>
+              <w:t>Assessment brief + rubric review</w:t>
             </w:r>
           </w:p>
         </w:tc>
@@ -390,7 +390,7 @@
               <w:rPr>
                 <w:sz w:val="18"/>
               </w:rPr>
-              <w:t>Baseline evidence</w:t>
+              <w:t>Plan</w:t>
             </w:r>
           </w:p>
         </w:tc>
@@ -405,7 +405,7 @@
               <w:rPr>
                 <w:sz w:val="18"/>
               </w:rPr>
-              <w:t>0:25–2:00</w:t>
+              <w:t>0:30–2:30</w:t>
             </w:r>
           </w:p>
         </w:tc>
@@ -418,7 +418,7 @@
               <w:rPr>
                 <w:sz w:val="18"/>
               </w:rPr>
-              <w:t>Fault A diagnose → fix</w:t>
+              <w:t>End-to-end demonstration</w:t>
             </w:r>
           </w:p>
         </w:tc>
@@ -431,7 +431,7 @@
               <w:rPr>
                 <w:sz w:val="18"/>
               </w:rPr>
-              <w:t>Fault log A</w:t>
+              <w:t>Demo evidence</w:t>
             </w:r>
           </w:p>
         </w:tc>
@@ -446,7 +446,7 @@
               <w:rPr>
                 <w:sz w:val="18"/>
               </w:rPr>
-              <w:t>2:00–2:15</w:t>
+              <w:t>2:30–2:45</w:t>
             </w:r>
           </w:p>
         </w:tc>
@@ -487,7 +487,7 @@
               <w:rPr>
                 <w:sz w:val="18"/>
               </w:rPr>
-              <w:t>2:15–3:45</w:t>
+              <w:t>2:45–4:15</w:t>
             </w:r>
           </w:p>
         </w:tc>
@@ -500,7 +500,7 @@
               <w:rPr>
                 <w:sz w:val="18"/>
               </w:rPr>
-              <w:t>Fault B diagnose → fix</w:t>
+              <w:t>Self-score against rubric</w:t>
             </w:r>
           </w:p>
         </w:tc>
@@ -513,7 +513,7 @@
               <w:rPr>
                 <w:sz w:val="18"/>
               </w:rPr>
-              <w:t>Fault log B</w:t>
+              <w:t>Self-score sheet</w:t>
             </w:r>
           </w:p>
         </w:tc>
@@ -528,7 +528,7 @@
               <w:rPr>
                 <w:sz w:val="18"/>
               </w:rPr>
-              <w:t>3:45–5:00</w:t>
+              <w:t>4:15–5:45</w:t>
             </w:r>
           </w:p>
         </w:tc>
@@ -541,7 +541,7 @@
               <w:rPr>
                 <w:sz w:val="18"/>
               </w:rPr>
-              <w:t>Independent verification</w:t>
+              <w:t>Reflection: wins, failures, next steps</w:t>
             </w:r>
           </w:p>
         </w:tc>
@@ -554,7 +554,7 @@
               <w:rPr>
                 <w:sz w:val="18"/>
               </w:rPr>
-              <w:t>Rerun proof</w:t>
+              <w:t>Reflection</w:t>
             </w:r>
           </w:p>
         </w:tc>
@@ -569,7 +569,7 @@
               <w:rPr>
                 <w:sz w:val="18"/>
               </w:rPr>
-              <w:t>5:00–6:30</w:t>
+              <w:t>5:45–8:00</w:t>
             </w:r>
           </w:p>
         </w:tc>
@@ -582,7 +582,7 @@
               <w:rPr>
                 <w:sz w:val="18"/>
               </w:rPr>
-              <w:t>Incident-style report</w:t>
+              <w:t>Final evidence pack + report</w:t>
             </w:r>
           </w:p>
         </w:tc>
@@ -595,48 +595,7 @@
               <w:rPr>
                 <w:sz w:val="18"/>
               </w:rPr>
-              <w:t>Report</w:t>
-            </w:r>
-          </w:p>
-        </w:tc>
-      </w:tr>
-      <w:tr>
-        <w:tc>
-          <w:tcPr>
-            <w:tcW w:type="dxa" w:w="3408"/>
-          </w:tcPr>
-          <w:p>
-            <w:r>
-              <w:rPr>
-                <w:sz w:val="18"/>
-              </w:rPr>
-              <w:t>6:30–8:00</w:t>
-            </w:r>
-          </w:p>
-        </w:tc>
-        <w:tc>
-          <w:tcPr>
-            <w:tcW w:type="dxa" w:w="3408"/>
-          </w:tcPr>
-          <w:p>
-            <w:r>
-              <w:rPr>
-                <w:sz w:val="18"/>
-              </w:rPr>
-              <w:t>Five-minute failure drill + submit</w:t>
-            </w:r>
-          </w:p>
-        </w:tc>
-        <w:tc>
-          <w:tcPr>
-            <w:tcW w:type="dxa" w:w="3408"/>
-          </w:tcPr>
-          <w:p>
-            <w:r>
-              <w:rPr>
-                <w:sz w:val="18"/>
-              </w:rPr>
-              <w:t>Ready pack</w:t>
+              <w:t>Submission</w:t>
             </w:r>
           </w:p>
         </w:tc>
@@ -660,7 +619,7 @@
           <w:b w:val="0"/>
           <w:sz w:val="20"/>
         </w:rPr>
-        <w:t>Curriculum objective (source of truth): Apply hybrid rural-office architecture safely and explain the result in a professional technical report.</w:t>
+        <w:t>Curriculum objective (source of truth): Define functional, operational, security, cost, recovery, and evidence requirements.</w:t>
       </w:r>
     </w:p>
     <w:p>
@@ -672,7 +631,7 @@
           <w:b w:val="0"/>
           <w:sz w:val="22"/>
         </w:rPr>
-        <w:t>Explain Hybrid Rural-Office Architecture to a supervisor in under two minutes.</w:t>
+        <w:t>Explain Capstone Requirements and Acceptance Criteria to a supervisor in under two minutes.</w:t>
       </w:r>
     </w:p>
     <w:p>
@@ -684,7 +643,7 @@
           <w:b w:val="0"/>
           <w:sz w:val="22"/>
         </w:rPr>
-        <w:t>Configure or verify the approved tools required for Hybrid Rural-Office Architecture.</w:t>
+        <w:t>Configure or verify the approved tools required for Capstone Requirements and Acceptance Criteria.</w:t>
       </w:r>
     </w:p>
     <w:p>
@@ -696,7 +655,7 @@
           <w:b w:val="0"/>
           <w:sz w:val="22"/>
         </w:rPr>
-        <w:t>Implement or perform the troubleshoot practical for this topic.</w:t>
+        <w:t>Implement or perform the concept development practical for this topic.</w:t>
       </w:r>
     </w:p>
     <w:p>
@@ -752,7 +711,7 @@
           <w:b w:val="0"/>
           <w:sz w:val="22"/>
         </w:rPr>
-        <w:t>Define the professional meaning of “Hybrid Rural-Office Architecture” before you use tools. Do not split the title into meaningless words. Connect each concept to today's practical action.</w:t>
+        <w:t>Define the professional meaning of “Capstone Requirements and Acceptance Criteria” before you use tools. Do not split the title into meaningless words. Connect each concept to today's practical action.</w:t>
       </w:r>
     </w:p>
     <w:tbl>
@@ -873,7 +832,7 @@
               <w:rPr>
                 <w:sz w:val="18"/>
               </w:rPr>
-              <w:t>Professional practice for Hybrid Rural-Office Architecture</w:t>
+              <w:t>Professional practice for Capstone Requirements and Acceptance Criteria</w:t>
             </w:r>
           </w:p>
         </w:tc>
@@ -1307,7 +1266,7 @@
           <w:b w:val="0"/>
           <w:sz w:val="22"/>
         </w:rPr>
-        <w:t>Tools available: VirtualBox, Docker, GitHub, free tiers or local cloud emulators.</w:t>
+        <w:t>Tools available: Git, Docker, Terraform/OpenTofu, Ansible, Kubernetes local cluster, CI/CD and observability tools.</w:t>
       </w:r>
     </w:p>
     <w:p>
@@ -1422,7 +1381,7 @@
               <w:rPr>
                 <w:sz w:val="18"/>
               </w:rPr>
-              <w:t>VirtualBox, Docker, GitHub, free tiers or local cloud emulators</w:t>
+              <w:t>Git, Docker, Terraform/OpenTofu, Ansible, Kubernetes local cluster, CI/CD and observability tools</w:t>
             </w:r>
           </w:p>
         </w:tc>
@@ -1504,7 +1463,7 @@
           <w:b w:val="0"/>
           <w:sz w:val="18"/>
         </w:rPr>
-        <w:t>└── Day_172_Hybrid_Rural_Office_Architecture/</w:t>
+        <w:t>└── Day_172_Capstone_Requirements_and_Acceptance_Criteria/</w:t>
       </w:r>
     </w:p>
     <w:p>
@@ -1657,7 +1616,7 @@
           <w:b w:val="0"/>
           <w:sz w:val="18"/>
         </w:rPr>
-        <w:t>mkdir Beyond_Cloud_Internship\Day_172_Hybrid_Rural_Office_Architecture\evidence, Beyond_Cloud_Internship\Day_172_Hybrid_Rural_Office_Architecture\notebooks, Beyond_Cloud_Internship\Day_172_Hybrid_Rural_Office_Architecture\src, Beyond_Cloud_Internship\Day_172_Hybrid_Rural_Office_Architecture\data, Beyond_Cloud_Internship\Day_172_Hybrid_Rural_Office_Architecture\output, Beyond_Cloud_Internship\Day_172_Hybrid_Rural_Office_Architecture\report -Force</w:t>
+        <w:t>mkdir Beyond_Cloud_Internship\Day_172_Capstone_Requirements_and_Acceptance_Criteria\evidence, Beyond_Cloud_Internship\Day_172_Capstone_Requirements_and_Acceptance_Criteria\notebooks, Beyond_Cloud_Internship\Day_172_Capstone_Requirements_and_Acceptance_Criteria\src, Beyond_Cloud_Internship\Day_172_Capstone_Requirements_and_Acceptance_Criteria\data, Beyond_Cloud_Internship\Day_172_Capstone_Requirements_and_Acceptance_Criteria\output, Beyond_Cloud_Internship\Day_172_Capstone_Requirements_and_Acceptance_Criteria\report -Force</w:t>
       </w:r>
     </w:p>
     <w:p/>
@@ -1698,7 +1657,7 @@
           <w:b w:val="0"/>
           <w:sz w:val="18"/>
         </w:rPr>
-        <w:t>mkdir -p Beyond_Cloud_Internship/Day_172_Hybrid_Rural_Office_Architecture/{evidence,notebooks,src,data,output,report}</w:t>
+        <w:t>mkdir -p Beyond_Cloud_Internship/Day_172_Capstone_Requirements_and_Acceptance_Criteria/{evidence,notebooks,src,data,output,report}</w:t>
       </w:r>
     </w:p>
     <w:p/>
@@ -1814,7 +1773,7 @@
           <w:color w:val="0B3F90"/>
           <w:sz w:val="24"/>
         </w:rPr>
-        <w:t>Troubleshoot: Hybrid Rural-Office Architecture</w:t>
+        <w:t>Concept development: Capstone Requirements and Acceptance Criteria</w:t>
       </w:r>
     </w:p>
     <w:p>
@@ -1838,7 +1797,7 @@
           <w:b w:val="0"/>
           <w:sz w:val="20"/>
         </w:rPr>
-        <w:t>• The supervisor will provide or enable faults related to hybrid rural-office architecture. Diagnose systematically, correct them, and preserve before/after evidence.</w:t>
+        <w:t>• Review Day 171 prerequisites and read the complete Day 172 objective before changing any lab resource.</w:t>
       </w:r>
     </w:p>
     <w:p>
@@ -1850,7 +1809,7 @@
           <w:b w:val="0"/>
           <w:sz w:val="20"/>
         </w:rPr>
-        <w:t>• Work only in an authorized lab, VM or on equipment assigned by Beyond.</w:t>
+        <w:t>• Confirm written authorization, account/sandbox boundary, region, quota, budget alert, and cleanup responsibility before provisioning.</w:t>
       </w:r>
     </w:p>
     <w:p>
@@ -1862,7 +1821,79 @@
           <w:b w:val="0"/>
           <w:sz w:val="20"/>
         </w:rPr>
-        <w:t>• Keep time entries truthful and ask the supervisor before changing production equipment.</w:t>
+        <w:t>• Verify only the tools required today and record versions; prefer local emulators when provider access or free-tier status is uncertain.</w:t>
+      </w:r>
+    </w:p>
+    <w:p>
+      <w:pPr>
+        <w:spacing w:after="120"/>
+      </w:pPr>
+      <w:r>
+        <w:rPr>
+          <w:b w:val="0"/>
+          <w:sz w:val="20"/>
+        </w:rPr>
+        <w:t>• Create Day_172_capstone_requirements_and_acceptance_criteria with evidence, config or src, output, and report folders. Prevent secrets and state files from entering version control.</w:t>
+      </w:r>
+    </w:p>
+    <w:p>
+      <w:pPr>
+        <w:spacing w:after="120"/>
+      </w:pPr>
+      <w:r>
+        <w:rPr>
+          <w:b w:val="0"/>
+          <w:sz w:val="20"/>
+        </w:rPr>
+        <w:t>• Complete the practical objective: Define functional, operational, security, cost, recovery, and evidence requirements.</w:t>
+      </w:r>
+    </w:p>
+    <w:p>
+      <w:pPr>
+        <w:spacing w:after="120"/>
+      </w:pPr>
+      <w:r>
+        <w:rPr>
+          <w:b w:val="0"/>
+          <w:sz w:val="20"/>
+        </w:rPr>
+        <w:t>• Record commands/configuration, expected result, observed result, resource identifiers without secrets, cost/usage check, and any deviations.</w:t>
+      </w:r>
+    </w:p>
+    <w:p>
+      <w:pPr>
+        <w:spacing w:after="120"/>
+      </w:pPr>
+      <w:r>
+        <w:rPr>
+          <w:b w:val="0"/>
+          <w:sz w:val="20"/>
+        </w:rPr>
+        <w:t>• Verify independently using a second command, connectivity test, configuration diff, monitoring view, clean rerun, restore test, or peer review.</w:t>
+      </w:r>
+    </w:p>
+    <w:p>
+      <w:pPr>
+        <w:spacing w:after="120"/>
+      </w:pPr>
+      <w:r>
+        <w:rPr>
+          <w:b w:val="0"/>
+          <w:sz w:val="20"/>
+        </w:rPr>
+        <w:t>• Stop and remove only assigned disposable resources; verify deletion, released IPs/storage, stopped services, and current billing/usage dashboard where applicable.</w:t>
+      </w:r>
+    </w:p>
+    <w:p>
+      <w:pPr>
+        <w:spacing w:after="120"/>
+      </w:pPr>
+      <w:r>
+        <w:rPr>
+          <w:b w:val="0"/>
+          <w:sz w:val="20"/>
+        </w:rPr>
+        <w:t>• Package evidence and write a professional report covering architecture, security, cost, verification, troubleshooting, limitations, and AI/tool assistance.</w:t>
       </w:r>
     </w:p>
     <w:p>
@@ -1888,7 +1919,7 @@
           <w:b w:val="0"/>
           <w:sz w:val="18"/>
         </w:rPr>
-        <w:t># day_172_lab.py — Troubleshoot: Hybrid Rural-Office Architecture</w:t>
+        <w:t># day_172_lab.py — Concept development: Capstone Requirements and Acceptance Criteria</w:t>
       </w:r>
     </w:p>
     <w:p>
@@ -1930,7 +1961,7 @@
           <w:b w:val="0"/>
           <w:sz w:val="18"/>
         </w:rPr>
-        <w:t>"""Day 172 practical starter for Hybrid Rural-Office Architecture.</w:t>
+        <w:t>"""Day 172 practical starter for Capstone Requirements and Acceptance Criteria.</w:t>
       </w:r>
     </w:p>
     <w:p>
@@ -2112,7 +2143,7 @@
           <w:b w:val="0"/>
           <w:sz w:val="18"/>
         </w:rPr>
-        <w:t xml:space="preserve">    print("Program topic:", 'Hybrid Rural-Office Architecture')</w:t>
+        <w:t xml:space="preserve">    print("Program topic:", 'Capstone Requirements and Acceptance Criteria')</w:t>
       </w:r>
     </w:p>
     <w:p>
@@ -2126,7 +2157,7 @@
           <w:b w:val="0"/>
           <w:sz w:val="18"/>
         </w:rPr>
-        <w:t xml:space="preserve">    print("Day mode:", 'Troubleshoot')</w:t>
+        <w:t xml:space="preserve">    print("Day mode:", 'Concept development')</w:t>
       </w:r>
     </w:p>
     <w:p>
@@ -5731,7 +5762,7 @@
           <w:b w:val="0"/>
           <w:sz w:val="22"/>
         </w:rPr>
-        <w:t>Objective addressed for Hybrid Rural-Office Architecture</w:t>
+        <w:t>Objective addressed for Capstone Requirements and Acceptance Criteria</w:t>
       </w:r>
     </w:p>
     <w:p>
@@ -5743,7 +5774,7 @@
           <w:b w:val="0"/>
           <w:sz w:val="22"/>
         </w:rPr>
-        <w:t>Troubleshoot practical completed</w:t>
+        <w:t>Concept development practical completed</w:t>
       </w:r>
     </w:p>
     <w:p>
@@ -5835,7 +5866,7 @@
           <w:b w:val="0"/>
           <w:sz w:val="22"/>
         </w:rPr>
-        <w:t>Matches: Fault table with symptom, test, cause and fix; before/after screenshots or photos; final verification.</w:t>
+        <w:t>Matches: Setup evidence, completed lab artifact, independent verification, cost/cleanup record, safety check, and short technical report.</w:t>
       </w:r>
     </w:p>
     <w:p>
@@ -5867,7 +5898,7 @@
           <w:b w:val="0"/>
           <w:sz w:val="22"/>
         </w:rPr>
-        <w:t>Explain Hybrid Rural-Office Architecture without reading.</w:t>
+        <w:t>Explain Capstone Requirements and Acceptance Criteria without reading.</w:t>
       </w:r>
     </w:p>
     <w:p>
@@ -5959,7 +5990,7 @@
           <w:b w:val="0"/>
           <w:sz w:val="22"/>
         </w:rPr>
-        <w:t>Today is Day 172 (Troubleshoot) on Hybrid Rural-Office Architecture. I worked only in the authorized Beyond cloud lab. I completed the practical objective, verified with a second check, and packaged evidence. Main risk: unauthorized or unsafe action; control: checklist + supervisor escalation. Limitation: classroom/lab scope only. Next: continue the topic cycle and keep documentation reproducible.</w:t>
+        <w:t>Today is Day 172 (Concept development) on Capstone Requirements and Acceptance Criteria. I worked only in the authorized Beyond cloud lab. I completed the practical objective, verified with a second check, and packaged evidence. Main risk: unauthorized or unsafe action; control: checklist + supervisor escalation. Limitation: classroom/lab scope only. Next: continue the topic cycle and keep documentation reproducible.</w:t>
       </w:r>
     </w:p>
     <w:p>
